--- a/companies/calderwood-partners/People/2008.01.25 - Onboarding - Julie Parks.docx
+++ b/companies/calderwood-partners/People/2008.01.25 - Onboarding - Julie Parks.docx
@@ -7,32 +7,27 @@
         <w:pStyle w:val="Heading1"/>
       </w:pPr>
       <w:r>
-        <w:t>New hire: Julie Parks, Senior Engagement Manager</w:t>
+        <w:t>Joining the Advisory Practice: Julie Parks</w:t>
       </w:r>
     </w:p>
     <w:p>
       <w:r>
-        <w:t>Julie Parks starts in the Advisory practice this week. Her title is Senior Engagement Manager, and the work is what the title says: she will run engagements day to day, hold the client to the plan, and see that each working session ends with minutes someone can act on. We hired her to take that load off the principals, and I expect her to have it in hand well before the quarter is out. She has run engagements like ours before, so the plan is to give her real responsibility early instead of keeping her in a long shadowing period she does not need.</w:t>
+        <w:t>It is a genuine pleasure to welcome you to Calderwood Partners, Julie Parks, and to set down, in the plain way we prefer to keep such things, what your first weeks with the firm are meant to look like. You are joining us as a Senior Engagement Manager in the Advisory practice, which is to say at the center of how the work actually gets done, and I want to be clear at the outset that the role was not created to fill a line on an organization chart but because the firm has reached the size at which the distance between what a partner scopes and what a client team can execute has become wide enough to need someone whose whole attention is given to closing it.</w:t>
       </w:r>
     </w:p>
     <w:p>
       <w:r>
-        <w:t>She reports to Jason Torres, Principal. Over the first two weeks Jason will hand her two of his active files, and I have asked that he do it cleanly instead of in pieces, so that Julie Parks owns those client relationships outright and not by half. Where a judgment call is genuinely his to make, she should route it through him; everything short of that is hers to carry. If a client keeps going over her head to Jason out of habit, that is ours to correct early, and I have told him the same.</w:t>
+        <w:t>In practice that means you will take the shape of an engagement as a partner frames it and turn it into a workplan a client can actually live with, chair the working sessions where the real decisions get made, and keep the minutes that let everyone agree afterward on what was in fact decided rather than what each of them remembers wanting. You will report to Jason Torres, Principal, who will set your assignments and be your first reader on anything of substance, and you should treat his door as genuinely open, not open only in the way such doors are usually described.</w:t>
       </w:r>
     </w:p>
     <w:p>
       <w:r>
-        <w:t>For the opening period her calendar is deliberately light. She should read into the back engagements, sit in on the Torres team's standing meetings, and meet the associates she will be staffing before she is asked to direct them. Systems access, expenses, and the rest of the administrative setup sit with Operations, who will find her in the first day or two. If the early weeks surface a question the desk cannot answer, she should bring it to me and not wait for a scheduled meeting to raise it.</w:t>
+        <w:t>For your first month I would ask mainly that you spend more of it listening than deciding, because our engagements are presented to clients as representative examples of a broader book rather than as the whole of what we do, and the habits that keep that description honest, particularly the care the senior people take never to let an analysis carry more weight than it can bear, are better learned by watching them at close range than from a note like this one. Human resources will have your paperwork and your systems access ready on your first morning, and Jason will pair you with a live engagement in your first days so that you learn the method on real work rather than in the abstract.</w:t>
       </w:r>
     </w:p>
     <w:p>
       <w:r>
-        <w:t>One thing is worth stating plainly, since she will be signing minutes and status notes that reach clients under the firm's name. Keep them short, put the decision or the ask at the top, and cut whatever only cushions it. That is the standard we hold everyone to, and it applies to her from the first document she sends out. If any of this needs a conversation rather than a memo, my door is open in the first weeks as much as after.</w:t>
-      </w:r>
-    </w:p>
-    <w:p>
-      <w:r>
-        <w:t>Julie Ramsey, Managing Principal</w:t>
+        <w:t>Your first concrete step is to sit down with Jason Torres this week to walk through the engagement he has in mind for you and to agree how the two of you will work together; anything that does not fit that conversation, or that you would rather raise outside your reporting line, you should feel free to bring to me directly. I am Julie Ramsey, and I am glad you have joined us.</w:t>
       </w:r>
     </w:p>
     <w:sectPr>
